--- a/WT26-27/Syllabus Business Projects WT26-27.docx
+++ b/WT26-27/Syllabus Business Projects WT26-27.docx
@@ -4,6 +4,7 @@
   <w:body>
     <w:p>
       <w:pPr>
+        <w:keepNext/>
         <w:spacing w:after="0" w:line="240" w:lineRule="auto"/>
         <w:jc w:val="center"/>
         <w:rPr>
@@ -27,24 +28,27 @@
     </w:p>
     <w:p>
       <w:pPr>
-        <w:spacing w:after="0" w:line="240" w:lineRule="auto"/>
-        <w:jc w:val="both"/>
-        <w:rPr>
-          <w:lang w:val="en-US"/>
-        </w:rPr>
-      </w:pPr>
-    </w:p>
-    <w:p>
-      <w:pPr>
-        <w:spacing w:after="0" w:line="240" w:lineRule="auto"/>
-        <w:jc w:val="both"/>
-        <w:rPr>
-          <w:lang w:val="en-US"/>
-        </w:rPr>
-      </w:pPr>
-    </w:p>
-    <w:p>
-      <w:pPr>
+        <w:keepNext/>
+        <w:spacing w:after="0" w:line="240" w:lineRule="auto"/>
+        <w:jc w:val="both"/>
+        <w:rPr>
+          <w:lang w:val="en-US"/>
+        </w:rPr>
+      </w:pPr>
+    </w:p>
+    <w:p>
+      <w:pPr>
+        <w:keepNext/>
+        <w:spacing w:after="0" w:line="240" w:lineRule="auto"/>
+        <w:jc w:val="both"/>
+        <w:rPr>
+          <w:lang w:val="en-US"/>
+        </w:rPr>
+      </w:pPr>
+    </w:p>
+    <w:p>
+      <w:pPr>
+        <w:keepNext/>
         <w:spacing w:after="0" w:line="240" w:lineRule="auto"/>
         <w:jc w:val="both"/>
         <w:rPr>
@@ -198,6 +202,7 @@
     </w:p>
     <w:p>
       <w:pPr>
+        <w:keepNext/>
         <w:spacing w:after="0" w:line="240" w:lineRule="auto"/>
         <w:jc w:val="both"/>
         <w:rPr>
@@ -298,6 +303,7 @@
     </w:p>
     <w:p>
       <w:pPr>
+        <w:keepNext/>
         <w:spacing w:after="0" w:line="240" w:lineRule="auto"/>
         <w:jc w:val="both"/>
         <w:rPr>
@@ -512,6 +518,7 @@
     </w:p>
     <w:p>
       <w:pPr>
+        <w:keepNext/>
         <w:spacing w:after="0" w:line="240" w:lineRule="auto"/>
         <w:jc w:val="both"/>
         <w:rPr>
@@ -564,6 +571,7 @@
     </w:p>
     <w:p>
       <w:pPr>
+        <w:keepNext/>
         <w:spacing w:after="0" w:line="240" w:lineRule="auto"/>
         <w:jc w:val="both"/>
         <w:rPr>
@@ -727,6 +735,7 @@
     </w:p>
     <w:p>
       <w:pPr>
+        <w:keepNext/>
         <w:spacing w:after="0" w:line="240" w:lineRule="auto"/>
         <w:jc w:val="both"/>
         <w:rPr>
@@ -744,6 +753,7 @@
     </w:p>
     <w:p>
       <w:pPr>
+        <w:keepNext/>
         <w:spacing w:after="0" w:line="240" w:lineRule="auto"/>
         <w:jc w:val="both"/>
         <w:rPr>
@@ -824,6 +834,7 @@
     </w:p>
     <w:p>
       <w:pPr>
+        <w:keepNext/>
         <w:spacing w:after="0" w:line="240" w:lineRule="auto"/>
         <w:jc w:val="both"/>
         <w:rPr>
@@ -839,6 +850,7 @@
     </w:p>
     <w:p>
       <w:pPr>
+        <w:keepNext/>
         <w:spacing w:after="0" w:line="240" w:lineRule="auto"/>
         <w:jc w:val="both"/>
         <w:rPr>
@@ -919,6 +931,7 @@
     </w:p>
     <w:p>
       <w:pPr>
+        <w:keepNext/>
         <w:spacing w:after="0" w:line="240" w:lineRule="auto"/>
         <w:jc w:val="both"/>
         <w:rPr>
@@ -938,6 +951,7 @@
     </w:p>
     <w:p>
       <w:pPr>
+        <w:keepNext/>
         <w:spacing w:after="0" w:line="240" w:lineRule="auto"/>
         <w:jc w:val="both"/>
         <w:rPr>
@@ -996,6 +1010,7 @@
     <w:p>
       <w:pPr>
         <w:pStyle w:val="ListParagraph"/>
+        <w:keepNext/>
         <w:numPr>
           <w:ilvl w:val="0"/>
           <w:numId w:val="7"/>
@@ -1013,32 +1028,24 @@
           <w:bCs/>
           <w:lang w:val="en-US"/>
         </w:rPr>
-        <w:t xml:space="preserve">Market Selection (Midterm presentation)</w:t>
+        <w:t xml:space="preserve">Content Presentation: Market Selection Tools</w:t>
       </w:r>
     </w:p>
     <w:p>
       <w:pPr>
         <w:pStyle w:val="ListParagraph"/>
-        <w:spacing w:after="0" w:line="240" w:lineRule="auto"/>
-        <w:rPr>
-          <w:lang w:val="en-US"/>
-        </w:rPr>
-      </w:pPr>
-      <w:r>
-        <w:rPr>
-          <w:lang w:val="en-US"/>
-        </w:rPr>
-        <w:t xml:space="preserve">All groups compare the same 5 to 6 South American countries, selected together with Julius Meinl, using the same set of criteria, for example:</w:t>
-      </w:r>
-    </w:p>
-    <w:p>
-      <w:pPr>
-        <w:pStyle w:val="ListParagraph"/>
-        <w:spacing w:after="0" w:line="240" w:lineRule="auto"/>
-        <w:rPr>
-          <w:lang w:val="en-US"/>
-        </w:rPr>
-      </w:pPr>
+        <w:keepNext/>
+        <w:spacing w:after="0" w:line="240" w:lineRule="auto"/>
+        <w:rPr>
+          <w:lang w:val="en-US"/>
+        </w:rPr>
+      </w:pPr>
+      <w:r>
+        <w:rPr>
+          <w:lang w:val="en-US"/>
+        </w:rPr>
+        <w:t xml:space="preserve">Before analyzing specific markets, each group reviews the tools companies use to screen, compare and select international markets. The presentation covers:</w:t>
+      </w:r>
     </w:p>
     <w:p>
       <w:pPr>
@@ -1051,7 +1058,7 @@
         <w:ind w:left="1434" w:hanging="357"/>
       </w:pPr>
       <w:r>
-        <w:t xml:space="preserve">Size of the premium coffee segment in hospitality (HoReCa) and retail</w:t>
+        <w:t xml:space="preserve">The theory behind market selection tools (e.g., scoring and weighting models, market attractiveness–competitive strength portfolios, clustering, distance frameworks)</w:t>
       </w:r>
     </w:p>
     <w:p>
@@ -1065,7 +1072,7 @@
         <w:ind w:left="1434" w:hanging="357"/>
       </w:pPr>
       <w:r>
-        <w:t xml:space="preserve">Tourism and international hotel presence</w:t>
+        <w:t xml:space="preserve">Real-world applications showing how companies actually use these tools</w:t>
       </w:r>
     </w:p>
     <w:p>
@@ -1079,7 +1086,97 @@
         <w:ind w:left="1434" w:hanging="357"/>
       </w:pPr>
       <w:r>
-        <w:t xml:space="preserve">Purchasing power and economic development</w:t>
+        <w:t xml:space="preserve">Typical pitfalls, such as data availability, subjective weighting or outdated indicators</w:t>
+      </w:r>
+    </w:p>
+    <w:p>
+      <w:pPr>
+        <w:pStyle w:val="ListParagraph"/>
+        <w:spacing w:after="0" w:line="240" w:lineRule="auto"/>
+        <w:rPr>
+          <w:lang w:val="en-US"/>
+        </w:rPr>
+      </w:pPr>
+    </w:p>
+    <w:p>
+      <w:pPr>
+        <w:spacing w:after="0" w:line="240" w:lineRule="auto"/>
+        <w:ind w:left="1080"/>
+        <w:rPr>
+          <w:lang w:val="en-US"/>
+        </w:rPr>
+      </w:pPr>
+      <w:r>
+        <w:rPr>
+          <w:lang w:val="en-US"/>
+        </w:rPr>
+        <w:t xml:space="preserve">Each group concludes by recommending the tool it considers most suitable for comparing South American markets for Julius Meinl and applies it in the midterm presentation.</w:t>
+      </w:r>
+    </w:p>
+    <w:p>
+      <w:pPr>
+        <w:spacing w:after="0" w:line="240" w:lineRule="auto"/>
+        <w:ind w:left="1080"/>
+        <w:rPr>
+          <w:lang w:val="en-US"/>
+        </w:rPr>
+      </w:pPr>
+    </w:p>
+    <w:p>
+      <w:pPr>
+        <w:pStyle w:val="ListParagraph"/>
+        <w:keepNext/>
+        <w:numPr>
+          <w:ilvl w:val="0"/>
+          <w:numId w:val="7"/>
+        </w:numPr>
+        <w:spacing w:after="0" w:line="240" w:lineRule="auto"/>
+        <w:ind w:left="360"/>
+        <w:rPr>
+          <w:b/>
+          <w:bCs/>
+          <w:lang w:val="en-US"/>
+        </w:rPr>
+      </w:pPr>
+      <w:r>
+        <w:rPr>
+          <w:b/>
+          <w:bCs/>
+          <w:lang w:val="en-US"/>
+        </w:rPr>
+        <w:t xml:space="preserve">Midterm Presentation: Market Selection and Competitor Analysis</w:t>
+      </w:r>
+    </w:p>
+    <w:p>
+      <w:pPr>
+        <w:keepNext/>
+        <w:spacing w:after="0" w:line="240" w:lineRule="auto"/>
+        <w:ind w:firstLine="720"/>
+        <w:rPr>
+          <w:u w:val="single"/>
+        </w:rPr>
+      </w:pPr>
+      <w:r>
+        <w:rPr>
+          <w:u w:val="single"/>
+        </w:rPr>
+        <w:t xml:space="preserve">Part A: Market selection</w:t>
+      </w:r>
+    </w:p>
+    <w:p>
+      <w:pPr>
+        <w:pStyle w:val="ListParagraph"/>
+        <w:keepNext/>
+        <w:spacing w:after="0" w:line="240" w:lineRule="auto"/>
+        <w:rPr>
+          <w:lang w:val="en-US"/>
+        </w:rPr>
+      </w:pPr>
+      <w:r>
+        <w:rPr>
+          <w:lang w:val="en-US"/>
+        </w:rPr>
+        <w:t xml:space="preserve">All groups compare the same 5 to 6 South American countries, selected together with Julius Meinl, using the same set of criteria, for example:</w:t>
       </w:r>
     </w:p>
     <w:p>
@@ -1093,7 +1190,7 @@
         <w:ind w:left="1434" w:hanging="357"/>
       </w:pPr>
       <w:r>
-        <w:t xml:space="preserve">Competitive landscape</w:t>
+        <w:t xml:space="preserve">Size of the premium coffee segment in hospitality (HoReCa) and retail</w:t>
       </w:r>
     </w:p>
     <w:p>
@@ -1107,7 +1204,7 @@
         <w:ind w:left="1434" w:hanging="357"/>
       </w:pPr>
       <w:r>
-        <w:t xml:space="preserve">Import conditions and regulatory environment</w:t>
+        <w:t xml:space="preserve">Tourism and international hotel presence</w:t>
       </w:r>
     </w:p>
     <w:p>
@@ -1121,6 +1218,48 @@
         <w:ind w:left="1434" w:hanging="357"/>
       </w:pPr>
       <w:r>
+        <w:t xml:space="preserve">Purchasing power and economic development</w:t>
+      </w:r>
+    </w:p>
+    <w:p>
+      <w:pPr>
+        <w:pStyle w:val="ListParagraph"/>
+        <w:numPr>
+          <w:ilvl w:val="0"/>
+          <w:numId w:val="8"/>
+        </w:numPr>
+        <w:spacing w:after="0" w:line="240" w:lineRule="auto"/>
+        <w:ind w:left="1434" w:hanging="357"/>
+      </w:pPr>
+      <w:r>
+        <w:t xml:space="preserve">Competitive landscape</w:t>
+      </w:r>
+    </w:p>
+    <w:p>
+      <w:pPr>
+        <w:pStyle w:val="ListParagraph"/>
+        <w:numPr>
+          <w:ilvl w:val="0"/>
+          <w:numId w:val="8"/>
+        </w:numPr>
+        <w:spacing w:after="0" w:line="240" w:lineRule="auto"/>
+        <w:ind w:left="1434" w:hanging="357"/>
+      </w:pPr>
+      <w:r>
+        <w:t xml:space="preserve">Import conditions and regulatory environment</w:t>
+      </w:r>
+    </w:p>
+    <w:p>
+      <w:pPr>
+        <w:pStyle w:val="ListParagraph"/>
+        <w:numPr>
+          <w:ilvl w:val="0"/>
+          <w:numId w:val="8"/>
+        </w:numPr>
+        <w:spacing w:after="0" w:line="240" w:lineRule="auto"/>
+        <w:ind w:left="1434" w:hanging="357"/>
+      </w:pPr>
+      <w:r>
         <w:t xml:space="preserve">Coffee culture and consumption habits</w:t>
       </w:r>
     </w:p>
@@ -1135,15 +1274,16 @@
     </w:p>
     <w:p>
       <w:pPr>
-        <w:spacing w:after="0" w:line="240" w:lineRule="auto"/>
-        <w:ind w:firstLine="720"/>
-        <w:rPr>
-          <w:u w:val="single"/>
-        </w:rPr>
-      </w:pPr>
-      <w:r>
-        <w:rPr>
-          <w:u w:val="single"/>
+        <w:pStyle w:val="ListParagraph"/>
+        <w:keepNext/>
+        <w:spacing w:after="0" w:line="240" w:lineRule="auto"/>
+        <w:rPr>
+          <w:lang w:val="en-US"/>
+        </w:rPr>
+      </w:pPr>
+      <w:r>
+        <w:rPr>
+          <w:lang w:val="en-US"/>
         </w:rPr>
         <w:t xml:space="preserve">Groups are expected to:</w:t>
       </w:r>
@@ -1226,7 +1366,7 @@
         <w:rPr>
           <w:lang w:val="en-US"/>
         </w:rPr>
-        <w:t xml:space="preserve">Different results between groups are explicitly welcome; there is no single right answer. After this phase, each group is assigned one market, ideally a different one per group, so that the results cover several countries.</w:t>
+        <w:t xml:space="preserve">Different results between groups are explicitly welcome; there is no single right answer. After this step, each group is assigned one market, ideally a different one per group, so that the results cover several countries.</w:t>
       </w:r>
     </w:p>
     <w:p>
@@ -1240,65 +1380,34 @@
     </w:p>
     <w:p>
       <w:pPr>
+        <w:keepNext/>
+        <w:spacing w:after="0" w:line="240" w:lineRule="auto"/>
+        <w:ind w:firstLine="720"/>
+        <w:rPr>
+          <w:u w:val="single"/>
+        </w:rPr>
+      </w:pPr>
+      <w:r>
+        <w:rPr>
+          <w:u w:val="single"/>
+        </w:rPr>
+        <w:t xml:space="preserve">Part B: Market and competitor analysis</w:t>
+      </w:r>
+    </w:p>
+    <w:p>
+      <w:pPr>
         <w:pStyle w:val="ListParagraph"/>
-        <w:numPr>
-          <w:ilvl w:val="0"/>
-          <w:numId w:val="7"/>
-        </w:numPr>
-        <w:spacing w:after="0" w:line="240" w:lineRule="auto"/>
-        <w:ind w:left="360"/>
-        <w:rPr>
-          <w:b/>
-          <w:bCs/>
-          <w:lang w:val="en-US"/>
-        </w:rPr>
-      </w:pPr>
-      <w:r>
-        <w:rPr>
-          <w:b/>
-          <w:bCs/>
-          <w:lang w:val="en-US"/>
-        </w:rPr>
-        <w:t xml:space="preserve">Market and Competitor Analysis (Midterm presentation)</w:t>
-      </w:r>
-    </w:p>
-    <w:p>
-      <w:pPr>
-        <w:pStyle w:val="ListParagraph"/>
-        <w:spacing w:after="0" w:line="240" w:lineRule="auto"/>
-        <w:rPr>
-          <w:lang w:val="en-US"/>
-        </w:rPr>
-      </w:pPr>
-      <w:r>
-        <w:rPr>
-          <w:lang w:val="en-US"/>
-        </w:rPr>
-        <w:t xml:space="preserve">Building on the market selection, this section requires a structured deep-dive into the assigned country. The objective is to develop a concrete picture of the coffee market, its competitors and its routes to market.</w:t>
-      </w:r>
-    </w:p>
-    <w:p>
-      <w:pPr>
-        <w:pStyle w:val="ListParagraph"/>
-        <w:spacing w:after="0" w:line="240" w:lineRule="auto"/>
-        <w:rPr>
-          <w:lang w:val="en-US"/>
-        </w:rPr>
-      </w:pPr>
-    </w:p>
-    <w:p>
-      <w:pPr>
-        <w:pStyle w:val="ListParagraph"/>
-        <w:spacing w:after="0" w:line="240" w:lineRule="auto"/>
-        <w:rPr>
-          <w:lang w:val="en-US"/>
-        </w:rPr>
-      </w:pPr>
-      <w:r>
-        <w:rPr>
-          <w:lang w:val="en-US"/>
-        </w:rPr>
-        <w:t xml:space="preserve">Students should analyze:</w:t>
+        <w:keepNext/>
+        <w:spacing w:after="0" w:line="240" w:lineRule="auto"/>
+        <w:rPr>
+          <w:lang w:val="en-US"/>
+        </w:rPr>
+      </w:pPr>
+      <w:r>
+        <w:rPr>
+          <w:lang w:val="en-US"/>
+        </w:rPr>
+        <w:t xml:space="preserve">Building on the market selection, each group conducts a structured deep-dive into its assigned country to develop a concrete picture of the coffee market, its competitors and its routes to market. Students should analyze:</w:t>
       </w:r>
     </w:p>
     <w:p>
@@ -1432,6 +1541,7 @@
     <w:p>
       <w:pPr>
         <w:pStyle w:val="ListParagraph"/>
+        <w:keepNext/>
         <w:numPr>
           <w:ilvl w:val="0"/>
           <w:numId w:val="7"/>
@@ -1447,22 +1557,23 @@
           <w:b/>
           <w:bCs/>
         </w:rPr>
-        <w:t xml:space="preserve">Marketing Implementation Plan (Final presentation)</w:t>
+        <w:t xml:space="preserve">Final Presentation: Marketing Implementation Plan</w:t>
       </w:r>
     </w:p>
     <w:p>
       <w:pPr>
         <w:pStyle w:val="ListParagraph"/>
-        <w:spacing w:after="0" w:line="240" w:lineRule="auto"/>
-        <w:rPr>
-          <w:lang w:val="en-US"/>
-        </w:rPr>
-      </w:pPr>
-      <w:r>
-        <w:rPr>
-          <w:lang w:val="en-US"/>
-        </w:rPr>
-        <w:t xml:space="preserve">Each group should conclude with a market entry and marketing plan for its assigned market. The plan describes not only how the brand is marketed, but also how Julius Meinl enters the market. It covers:</w:t>
+        <w:keepNext/>
+        <w:spacing w:after="0" w:line="240" w:lineRule="auto"/>
+        <w:rPr>
+          <w:lang w:val="en-US"/>
+        </w:rPr>
+      </w:pPr>
+      <w:r>
+        <w:rPr>
+          <w:lang w:val="en-US"/>
+        </w:rPr>
+        <w:t xml:space="preserve">Each group concludes with a market entry and marketing plan for its assigned market. The plan describes not only how the brand is marketed, but also how Julius Meinl enters the market. It covers:</w:t>
       </w:r>
     </w:p>
     <w:p>
@@ -1590,6 +1701,7 @@
     </w:p>
     <w:p>
       <w:pPr>
+        <w:keepNext/>
         <w:spacing w:after="0" w:line="240" w:lineRule="auto"/>
         <w:jc w:val="both"/>
         <w:rPr>
@@ -1633,6 +1745,7 @@
     </w:p>
     <w:p>
       <w:pPr>
+        <w:keepNext/>
         <w:rPr>
           <w:b/>
           <w:bCs/>
@@ -1660,6 +1773,9 @@
         <w:gridCol w:w="3822"/>
       </w:tblGrid>
       <w:tr>
+        <w:trPr>
+          <w:cantSplit/>
+        </w:trPr>
         <w:tc>
           <w:tcPr>
             <w:tcW w:w="1129" w:type="dxa"/>
@@ -1736,6 +1852,9 @@
         </w:tc>
       </w:tr>
       <w:tr>
+        <w:trPr>
+          <w:cantSplit/>
+        </w:trPr>
         <w:tc>
           <w:tcPr>
             <w:tcW w:w="1129" w:type="dxa"/>
@@ -1805,6 +1924,9 @@
         </w:tc>
       </w:tr>
       <w:tr>
+        <w:trPr>
+          <w:cantSplit/>
+        </w:trPr>
         <w:tc>
           <w:tcPr>
             <w:tcW w:w="1129" w:type="dxa"/>
@@ -1874,6 +1996,9 @@
         </w:tc>
       </w:tr>
       <w:tr>
+        <w:trPr>
+          <w:cantSplit/>
+        </w:trPr>
         <w:tc>
           <w:tcPr>
             <w:tcW w:w="1129" w:type="dxa"/>
@@ -1943,6 +2068,9 @@
         </w:tc>
       </w:tr>
       <w:tr>
+        <w:trPr>
+          <w:cantSplit/>
+        </w:trPr>
         <w:tc>
           <w:tcPr>
             <w:tcW w:w="1129" w:type="dxa"/>
@@ -2012,6 +2140,9 @@
         </w:tc>
       </w:tr>
       <w:tr>
+        <w:trPr>
+          <w:cantSplit/>
+        </w:trPr>
         <w:tc>
           <w:tcPr>
             <w:tcW w:w="1129" w:type="dxa"/>
@@ -2081,6 +2212,9 @@
         </w:tc>
       </w:tr>
       <w:tr>
+        <w:trPr>
+          <w:cantSplit/>
+        </w:trPr>
         <w:tc>
           <w:tcPr>
             <w:tcW w:w="1129" w:type="dxa"/>
@@ -2150,6 +2284,9 @@
         </w:tc>
       </w:tr>
       <w:tr>
+        <w:trPr>
+          <w:cantSplit/>
+        </w:trPr>
         <w:tc>
           <w:tcPr>
             <w:tcW w:w="1129" w:type="dxa"/>
@@ -2219,6 +2356,9 @@
         </w:tc>
       </w:tr>
       <w:tr>
+        <w:trPr>
+          <w:cantSplit/>
+        </w:trPr>
         <w:tc>
           <w:tcPr>
             <w:tcW w:w="1129" w:type="dxa"/>
@@ -2298,6 +2438,7 @@
     </w:p>
     <w:p>
       <w:pPr>
+        <w:keepNext/>
         <w:spacing w:after="0" w:line="240" w:lineRule="auto"/>
         <w:rPr>
           <w:b/>
@@ -2336,7 +2477,7 @@
           <w:bCs/>
           <w:lang w:val="en-US"/>
         </w:rPr>
-        <w:t xml:space="preserve">20 minutes</w:t>
+        <w:t xml:space="preserve">15 minutes</w:t>
       </w:r>
       <w:r>
         <w:rPr>
@@ -2397,6 +2538,7 @@
     </w:p>
     <w:p>
       <w:pPr>
+        <w:keepNext/>
         <w:spacing w:after="0" w:line="240" w:lineRule="auto"/>
         <w:rPr>
           <w:b/>
@@ -2453,20 +2595,21 @@
         <w:rPr>
           <w:lang w:val="en-US"/>
         </w:rPr>
-        <w:t xml:space="preserve">. The Excel file should contain your country comparison data and all your updated sources including links. Make sure that you select AND apply the appropriate market selection method. The presentation covers both the market selection across the 5 to 6 countries and the market and competitor analysis of your assigned country, and should end with a clear, justified recommendation. </w:t>
-      </w:r>
-    </w:p>
-    <w:p>
-      <w:pPr>
-        <w:spacing w:after="0" w:line="240" w:lineRule="auto"/>
-        <w:jc w:val="both"/>
-        <w:rPr>
-          <w:lang w:val="en-US"/>
-        </w:rPr>
-      </w:pPr>
-    </w:p>
-    <w:p>
-      <w:pPr>
+        <w:t xml:space="preserve">. The Excel file should contain your country comparison data and all your updated sources including links. Make sure that you select AND apply the appropriate market selection method. The presentation covers both the market selection across the 5 to 6 countries and the market and competitor analysis of your assigned country, and should end with a clear, justified recommendation. The presentation should not exceed 20 minutes. </w:t>
+      </w:r>
+    </w:p>
+    <w:p>
+      <w:pPr>
+        <w:spacing w:after="0" w:line="240" w:lineRule="auto"/>
+        <w:jc w:val="both"/>
+        <w:rPr>
+          <w:lang w:val="en-US"/>
+        </w:rPr>
+      </w:pPr>
+    </w:p>
+    <w:p>
+      <w:pPr>
+        <w:keepNext/>
         <w:spacing w:after="0" w:line="240" w:lineRule="auto"/>
         <w:rPr>
           <w:b/>
@@ -2503,7 +2646,7 @@
           <w:bCs/>
           <w:lang w:val="en-US"/>
         </w:rPr>
-        <w:t xml:space="preserve">20 minutes</w:t>
+        <w:t xml:space="preserve">25 minutes</w:t>
       </w:r>
       <w:r>
         <w:rPr>
@@ -2523,6 +2666,7 @@
     </w:p>
     <w:p>
       <w:pPr>
+        <w:keepNext/>
         <w:spacing w:after="0" w:line="240" w:lineRule="auto"/>
         <w:jc w:val="both"/>
         <w:rPr>
@@ -2565,6 +2709,7 @@
     </w:p>
     <w:p>
       <w:pPr>
+        <w:keepNext/>
         <w:spacing w:after="0" w:line="240" w:lineRule="auto"/>
         <w:rPr>
           <w:b/>
@@ -2607,6 +2752,7 @@
     </w:p>
     <w:p>
       <w:pPr>
+        <w:keepNext/>
         <w:spacing w:after="0" w:line="240" w:lineRule="auto"/>
         <w:jc w:val="both"/>
         <w:rPr>
@@ -2642,6 +2788,7 @@
     </w:p>
     <w:p>
       <w:pPr>
+        <w:keepNext/>
         <w:spacing w:after="0" w:line="240" w:lineRule="auto"/>
         <w:jc w:val="center"/>
         <w:rPr>
@@ -2666,15 +2813,17 @@
     </w:p>
     <w:p>
       <w:pPr>
-        <w:spacing w:after="0" w:line="240" w:lineRule="auto"/>
-        <w:jc w:val="both"/>
-        <w:rPr>
-          <w:lang w:val="en-US"/>
-        </w:rPr>
-      </w:pPr>
-    </w:p>
-    <w:p>
-      <w:pPr>
+        <w:keepNext/>
+        <w:spacing w:after="0" w:line="240" w:lineRule="auto"/>
+        <w:jc w:val="both"/>
+        <w:rPr>
+          <w:lang w:val="en-US"/>
+        </w:rPr>
+      </w:pPr>
+    </w:p>
+    <w:p>
+      <w:pPr>
+        <w:keepNext/>
         <w:tabs>
           <w:tab w:val="left" w:pos="6624"/>
         </w:tabs>
@@ -2698,6 +2847,7 @@
     </w:p>
     <w:p>
       <w:pPr>
+        <w:keepNext/>
         <w:jc w:val="both"/>
         <w:rPr>
           <w:sz w:val="22"/>
@@ -2923,6 +3073,7 @@
     </w:p>
     <w:p>
       <w:pPr>
+        <w:keepNext/>
         <w:tabs>
           <w:tab w:val="left" w:pos="2268"/>
         </w:tabs>
@@ -2946,6 +3097,7 @@
     </w:p>
     <w:p>
       <w:pPr>
+        <w:keepNext/>
         <w:tabs>
           <w:tab w:val="left" w:pos="2268"/>
         </w:tabs>
@@ -2984,6 +3136,9 @@
         <w:gridCol w:w="2835"/>
       </w:tblGrid>
       <w:tr>
+        <w:trPr>
+          <w:cantSplit/>
+        </w:trPr>
         <w:tc>
           <w:tcPr>
             <w:tcW w:w="5954" w:type="dxa"/>
@@ -3037,6 +3192,7 @@
       </w:tr>
       <w:tr>
         <w:trPr>
+          <w:cantSplit/>
           <w:trHeight w:val="435"/>
         </w:trPr>
         <w:tc>
@@ -3157,6 +3313,7 @@
       </w:tr>
       <w:tr>
         <w:trPr>
+          <w:cantSplit/>
           <w:trHeight w:val="435"/>
         </w:trPr>
         <w:tc>
@@ -3253,6 +3410,7 @@
       </w:tr>
       <w:tr>
         <w:trPr>
+          <w:cantSplit/>
           <w:trHeight w:val="435"/>
         </w:trPr>
         <w:tc>
@@ -3355,6 +3513,7 @@
       </w:tr>
       <w:tr>
         <w:trPr>
+          <w:cantSplit/>
           <w:trHeight w:val="435"/>
         </w:trPr>
         <w:tc>
@@ -3461,6 +3620,7 @@
       </w:tr>
       <w:tr>
         <w:trPr>
+          <w:cantSplit/>
           <w:trHeight w:val="435"/>
         </w:trPr>
         <w:tc>
@@ -3589,6 +3749,7 @@
       </w:tblGrid>
       <w:tr>
         <w:trPr>
+          <w:cantSplit/>
           <w:trHeight w:val="2856"/>
         </w:trPr>
         <w:tc>

--- a/WT26-27/Syllabus Business Projects WT26-27.docx
+++ b/WT26-27/Syllabus Business Projects WT26-27.docx
@@ -1349,30 +1349,6 @@
       <w:pPr>
         <w:pStyle w:val="ListParagraph"/>
         <w:spacing w:after="0" w:line="240" w:lineRule="auto"/>
-        <w:rPr>
-          <w:lang w:val="en-US"/>
-        </w:rPr>
-      </w:pPr>
-    </w:p>
-    <w:p>
-      <w:pPr>
-        <w:spacing w:after="0" w:line="240" w:lineRule="auto"/>
-        <w:ind w:left="1080"/>
-        <w:rPr>
-          <w:lang w:val="en-US"/>
-        </w:rPr>
-      </w:pPr>
-      <w:r>
-        <w:rPr>
-          <w:lang w:val="en-US"/>
-        </w:rPr>
-        <w:t xml:space="preserve">Different results between groups are explicitly welcome; there is no single right answer. After this step, each group is assigned one market, ideally a different one per group, so that the results cover several countries.</w:t>
-      </w:r>
-    </w:p>
-    <w:p>
-      <w:pPr>
-        <w:spacing w:after="0" w:line="240" w:lineRule="auto"/>
-        <w:ind w:left="1080"/>
         <w:rPr>
           <w:lang w:val="en-US"/>
         </w:rPr>

--- a/WT26-27/Syllabus Business Projects WT26-27.docx
+++ b/WT26-27/Syllabus Business Projects WT26-27.docx
@@ -971,7 +971,7 @@
         <w:rPr>
           <w:lang w:val="en-US"/>
         </w:rPr>
-        <w:t xml:space="preserve">As part of this course, students will work on a real-world international business case provided by Julius Meinl, the family-owned Viennese coffee roaster founded in 1862 and now run in its fifth generation. Julius Meinl is present in more than 70 countries, mostly through local distribution partners, both in hospitality (cafés, restaurants and hotels, HoReCa) and in grocery retail. As the company has no own sales organisation in most export markets, success depends heavily on the local partner and on how well the brand is positioned in the respective market.</w:t>
+        <w:t xml:space="preserve">As part of this course, students will work on a real-world international business case provided by Julius Meinl, the family-owned Viennese coffee roaster founded in 1862 and now run in its fifth generation. Julius Meinl is present in more than 70 countries, mostly through local distribution partners, both in hospitality (cafés, restaurants and hotels, HoReCa) and in grocery retail. As the company has no own sales organisation in export markets, success depends heavily on the local partner and on how well the brand is positioned in the respective market.</w:t>
       </w:r>
     </w:p>
     <w:p>

--- a/WT26-27/Syllabus Business Projects WT26-27.docx
+++ b/WT26-27/Syllabus Business Projects WT26-27.docx
@@ -995,7 +995,7 @@
         <w:rPr>
           <w:lang w:val="en-US"/>
         </w:rPr>
-        <w:t xml:space="preserve">Julius Meinl regards South America as a potential future growth region, where it is currently not present or only marginally. The guiding question is therefore which South American markets are attractive for Julius Meinl, how market entry could look, and how the brand should be marketed. At the heart of the project lies one critical question: several South American countries grow and roast their own coffee and have a strong coffee culture. Why should cafés, hotels, retailers and consumers in such a country choose a coffee brand from Vienna, and who exactly would do so? A convincing market entry and marketing plan must answer this question.</w:t>
+        <w:t xml:space="preserve">Julius Meinl regards Latin America, covering both South America and Mexico, as a potential future growth region, where it is currently not present or only marginally. The guiding question is therefore which Latin American markets are attractive for Julius Meinl, how market entry could look, and how the brand should be marketed. At the heart of the project lies one critical question: several Latin American countries grow and roast their own coffee and have a strong coffee culture. Why should cafés, hotels, retailers and consumers in such a country choose a coffee brand from Vienna, and who exactly would do so? A convincing market entry and marketing plan must answer this question.</w:t>
       </w:r>
     </w:p>
     <w:p>
@@ -1110,7 +1110,7 @@
         <w:rPr>
           <w:lang w:val="en-US"/>
         </w:rPr>
-        <w:t xml:space="preserve">Each group concludes by recommending the tool it considers most suitable for comparing South American markets for Julius Meinl and applies it in the midterm presentation.</w:t>
+        <w:t xml:space="preserve">Each group concludes by recommending the tool it considers most suitable for comparing Latin American markets for Julius Meinl and applies it in the midterm presentation.</w:t>
       </w:r>
     </w:p>
     <w:p>
@@ -1176,7 +1176,7 @@
         <w:rPr>
           <w:lang w:val="en-US"/>
         </w:rPr>
-        <w:t xml:space="preserve">All groups compare the same 5 to 6 South American countries, selected together with Julius Meinl, using the same set of criteria, for example:</w:t>
+        <w:t xml:space="preserve">All groups compare the same six countries, selected together with Julius Meinl: Argentina, Brazil, Chile, Colombia, Mexico and Uruguay. The comparison uses the same set of criteria for all groups, for example:</w:t>
       </w:r>
     </w:p>
     <w:p>
@@ -2445,7 +2445,7 @@
         </w:rPr>
         <w:t xml:space="preserve">Your first presentation focuses on market selection tools. Working in teams, you will research and summarize the most relevant approaches used to screen, compare and select international markets (e.g., scoring and weighting models, market attractiveness–competitive strength portfolios, clustering, or distance frameworks). Your task is to cover three aspects: (1) the theory behind the tools, (2) real-world applications showing how companies actually use them, and (3) typical pitfalls such as data availability, subjective weighting, or outdated indicators. Highlight advantages and </w:t>
         <w:lastRenderedPageBreak/>
-        <w:t xml:space="preserve">limitations, and decide which tool you consider most suitable for comparing South American markets for Julius Meinl. Be sure to explain and justify your choice clearly. The presentation should not exceed </w:t>
+        <w:t xml:space="preserve">limitations, and decide which tool you consider most suitable for comparing Latin American markets for Julius Meinl. Be sure to explain and justify your choice clearly. The presentation should not exceed </w:t>
       </w:r>
       <w:r>
         <w:rPr>
@@ -2571,7 +2571,7 @@
         <w:rPr>
           <w:lang w:val="en-US"/>
         </w:rPr>
-        <w:t xml:space="preserve">. The Excel file should contain your country comparison data and all your updated sources including links. Make sure that you select AND apply the appropriate market selection method. The presentation covers both the market selection across the 5 to 6 countries and the market and competitor analysis of your assigned country, and should end with a clear, justified recommendation. The presentation should not exceed 20 minutes. </w:t>
+        <w:t xml:space="preserve">. The Excel file should contain your country comparison data and all your updated sources including links. Make sure that you select AND apply the appropriate market selection method. The presentation covers both the market selection across the six countries and the market and competitor analysis of your assigned country, and should end with a clear, justified recommendation. The presentation should not exceed 20 minutes. </w:t>
       </w:r>
     </w:p>
     <w:p>

--- a/WT26-27/Syllabus Business Projects WT26-27.docx
+++ b/WT26-27/Syllabus Business Projects WT26-27.docx
@@ -625,49 +625,7 @@
         <w:rPr>
           <w:lang w:val="en-US"/>
         </w:rPr>
-        <w:t xml:space="preserve">Over the semester, students will deliver three structured presentations. The first is a </w:t>
-      </w:r>
-      <w:r>
-        <w:rPr>
-          <w:b/>
-          <w:bCs/>
-          <w:lang w:val="en-US"/>
-        </w:rPr>
-        <w:t xml:space="preserve">content presentation (15 minutes)</w:t>
-      </w:r>
-      <w:r>
-        <w:rPr>
-          <w:lang w:val="en-US"/>
-        </w:rPr>
-        <w:t xml:space="preserve"> in which students introduce market selection tools, covering their theoretical foundations, real-world applications and pitfalls. This task emphasizes preparation, research, and the ability to explain complex ideas clearly. The second is a </w:t>
-      </w:r>
-      <w:r>
-        <w:rPr>
-          <w:b/>
-          <w:bCs/>
-          <w:lang w:val="en-US"/>
-        </w:rPr>
-        <w:t xml:space="preserve">mid-term presentation (20 minutes)</w:t>
-      </w:r>
-      <w:r>
-        <w:rPr>
-          <w:lang w:val="en-US"/>
-        </w:rPr>
-        <w:t xml:space="preserve">, where teams present the results of their market selection and competitor analysis and demonstrate how marketing research supports their findings. This stage tests students’ analytical abilities and their capacity to translate data into meaningful insights. The third is a </w:t>
-      </w:r>
-      <w:r>
-        <w:rPr>
-          <w:b/>
-          <w:bCs/>
-          <w:lang w:val="en-US"/>
-        </w:rPr>
-        <w:t xml:space="preserve">final presentation (25 minutes)</w:t>
-      </w:r>
-      <w:r>
-        <w:rPr>
-          <w:lang w:val="en-US"/>
-        </w:rPr>
-        <w:t xml:space="preserve">, in which students propose a concrete marketing implementation plan, combining market analysis, strategic reasoning, and marketing recommendations. This capstone presentation highlights their ability to design a coherent, evidence-based international marketing plan.</w:t>
+        <w:t>Over the semester, students will deliver three structured presentations. The first is a content presentation (15 minutes) in which students introduce market selection tools, covering their theoretical foundations, real-world applications and pitfalls. This task emphasizes preparation, research, and the ability to explain complex ideas clearly. The second is a mid-term presentation (20 minutes), where each team scores its assigned country on criteria that are common to all groups, analyses the coffee industry in that country and demonstrates how marketing research supports its findings. This stage tests students’ analytical abilities and their capacity to translate data into meaningful insights. The third is a final presentation (25 minutes), in which students propose a concrete marketing implementation plan, combining market analysis, strategic reasoning, and marketing recommendations. This capstone presentation highlights their ability to design a coherent, evidence-based international marketing plan.</w:t>
       </w:r>
     </w:p>
     <w:p>
@@ -784,7 +742,7 @@
         <w:jc w:val="both"/>
       </w:pPr>
       <w:r>
-        <w:t xml:space="preserve">Group presentation 2: Market selection and competitor analysis (30 %)</w:t>
+        <w:t>Group presentation 2: Country scoring and industry analysis (30 %)</w:t>
       </w:r>
     </w:p>
     <w:p>
@@ -1110,7 +1068,7 @@
         <w:rPr>
           <w:lang w:val="en-US"/>
         </w:rPr>
-        <w:t xml:space="preserve">Each group concludes by recommending the tool it considers most suitable for comparing Latin American markets for Julius Meinl and applies it in the midterm presentation.</w:t>
+        <w:t>Each group concludes by recommending the tool it considers most suitable for comparing Latin American markets for Julius Meinl. In the midterm presentation all groups work with one common scoring model.</w:t>
       </w:r>
     </w:p>
     <w:p>
@@ -1144,7 +1102,7 @@
           <w:bCs/>
           <w:lang w:val="en-US"/>
         </w:rPr>
-        <w:t xml:space="preserve">Midterm Presentation: Market Selection and Competitor Analysis</w:t>
+        <w:t>Midterm Presentation: Country Scoring and Industry Analysis</w:t>
       </w:r>
     </w:p>
     <w:p>
@@ -1160,7 +1118,7 @@
         <w:rPr>
           <w:u w:val="single"/>
         </w:rPr>
-        <w:t xml:space="preserve">Part A: Market selection</w:t>
+        <w:t>Part A: Scoring method</w:t>
       </w:r>
     </w:p>
     <w:p>
@@ -1176,7 +1134,7 @@
         <w:rPr>
           <w:lang w:val="en-US"/>
         </w:rPr>
-        <w:t xml:space="preserve">All groups compare the same six countries, selected together with Julius Meinl: Argentina, Brazil, Chile, Colombia, Mexico and Uruguay. The comparison uses the same set of criteria for all groups, for example:</w:t>
+        <w:t>All groups score the same six countries, selected together with Julius Meinl: Argentina, Brazil, Chile, Colombia, Mexico and Uruguay. Each group is allocated one country (Group 1: Argentina, Group 2: Chile, Group 3: Mexico, Group 4: Colombia, Group 5: Uruguay, Group 6: Brazil) and collects its data. The scoring uses one set of criteria and one set of weights for all groups. The criteria are grouped by the six PESTEL dimensions, and the weights are fixed upfront by the instructor. All groups enter their data in a shared Google Sheet. The dimensions are:</w:t>
       </w:r>
     </w:p>
     <w:p>
@@ -1190,7 +1148,7 @@
         <w:ind w:left="1434" w:hanging="357"/>
       </w:pPr>
       <w:r>
-        <w:t xml:space="preserve">Size of the premium coffee segment in hospitality (HoReCa) and retail</w:t>
+        <w:t>Political: political stability, trade agreement with the EU</w:t>
       </w:r>
     </w:p>
     <w:p>
@@ -1204,7 +1162,7 @@
         <w:ind w:left="1434" w:hanging="357"/>
       </w:pPr>
       <w:r>
-        <w:t xml:space="preserve">Tourism and international hotel presence</w:t>
+        <w:t>Economic: purchasing power, household consumption, inflation, import tariff</w:t>
       </w:r>
     </w:p>
     <w:p>
@@ -1218,7 +1176,7 @@
         <w:ind w:left="1434" w:hanging="357"/>
       </w:pPr>
       <w:r>
-        <w:t xml:space="preserve">Purchasing power and economic development</w:t>
+        <w:t>Social: coffee consumption and cafe culture, tourism</w:t>
       </w:r>
     </w:p>
     <w:p>
@@ -1232,7 +1190,7 @@
         <w:ind w:left="1434" w:hanging="357"/>
       </w:pPr>
       <w:r>
-        <w:t xml:space="preserve">Competitive landscape</w:t>
+        <w:t>Technological: digital reach and logistics performance</w:t>
       </w:r>
     </w:p>
     <w:p>
@@ -1246,7 +1204,7 @@
         <w:ind w:left="1434" w:hanging="357"/>
       </w:pPr>
       <w:r>
-        <w:t xml:space="preserve">Import conditions and regulatory environment</w:t>
+        <w:t>Environmental: demand for certified and sustainable coffee</w:t>
       </w:r>
     </w:p>
     <w:p>
@@ -1260,7 +1218,7 @@
         <w:ind w:left="1434" w:hanging="357"/>
       </w:pPr>
       <w:r>
-        <w:t xml:space="preserve">Coffee culture and consumption habits</w:t>
+        <w:t>Legal: regulatory quality, product and labelling requirements</w:t>
       </w:r>
     </w:p>
     <w:p>
@@ -1304,7 +1262,7 @@
         <w:rPr>
           <w:lang w:val="en-US"/>
         </w:rPr>
-        <w:t xml:space="preserve">Apply the market selection tool(s) chosen in the content presentation in a transparent and replicable way</w:t>
+        <w:t>Collect and document the data of the allocated country, including year and source link for every value</w:t>
       </w:r>
     </w:p>
     <w:p>
@@ -1323,7 +1281,7 @@
         <w:rPr>
           <w:lang w:val="en-US"/>
         </w:rPr>
-        <w:t xml:space="preserve">Arrive at their own ranking of the countries and justify it</w:t>
+        <w:t>Interpret the scores by PESTEL dimension and the rank of the country among the six, and give a justified recommendation for the allocated country</w:t>
       </w:r>
     </w:p>
     <w:p>
@@ -1342,7 +1300,7 @@
         <w:rPr>
           <w:lang w:val="en-US"/>
         </w:rPr>
-        <w:t xml:space="preserve">Explicitly discuss the sensitivity of their ranking to the chosen criteria and weights</w:t>
+        <w:t>Explicitly discuss the robustness of the result using the alternative weight sets provided</w:t>
       </w:r>
     </w:p>
     <w:p>
@@ -1367,7 +1325,7 @@
         <w:rPr>
           <w:u w:val="single"/>
         </w:rPr>
-        <w:t xml:space="preserve">Part B: Market and competitor analysis</w:t>
+        <w:t>Part B: Industry analysis</w:t>
       </w:r>
     </w:p>
     <w:p>
@@ -1383,7 +1341,7 @@
         <w:rPr>
           <w:lang w:val="en-US"/>
         </w:rPr>
-        <w:t xml:space="preserve">Building on the market selection, each group conducts a structured deep-dive into its assigned country to develop a concrete picture of the coffee market, its competitors and its routes to market. Students should analyze:</w:t>
+        <w:t>Each group conducts a focused analysis of the coffee industry in its allocated country and assesses how attractive it is for a premium newcomer from Vienna, including a five forces assessment. Students should analyze:</w:t>
       </w:r>
     </w:p>
     <w:p>
@@ -1402,7 +1360,7 @@
         <w:rPr>
           <w:lang w:val="en-US"/>
         </w:rPr>
-        <w:t xml:space="preserve">How coffee is consumed out of home and at home</w:t>
+        <w:t>Size, growth and demand drivers of the coffee industry, out of home and at home</w:t>
       </w:r>
     </w:p>
     <w:p>
@@ -1421,7 +1379,7 @@
         <w:rPr>
           <w:lang w:val="en-US"/>
         </w:rPr>
-        <w:t xml:space="preserve">Which premium coffee brands are already present and at which price levels</w:t>
+        <w:t>The value chain from green coffee to the consumer, and where Julius Meinl would enter</w:t>
       </w:r>
     </w:p>
     <w:p>
@@ -1440,7 +1398,7 @@
         <w:rPr>
           <w:lang w:val="en-US"/>
         </w:rPr>
-        <w:t xml:space="preserve">How distribution works in hospitality (HoReCa) and in retail</w:t>
+        <w:t>The industry structure: types of players, concentration and price positioning</w:t>
       </w:r>
     </w:p>
     <w:p>
@@ -1459,7 +1417,7 @@
         <w:rPr>
           <w:lang w:val="en-US"/>
         </w:rPr>
-        <w:t xml:space="preserve">Which import conditions and regulations apply</w:t>
+        <w:t>The rules of the game: import conditions and regulations that apply</w:t>
       </w:r>
     </w:p>
     <w:p>
@@ -1478,7 +1436,7 @@
         <w:rPr>
           <w:lang w:val="en-US"/>
         </w:rPr>
-        <w:t xml:space="preserve">How key competitors position and communicate their brands</w:t>
+        <w:t>Trends and outlook for premium coffee</w:t>
       </w:r>
     </w:p>
     <w:p>
@@ -1502,7 +1460,7 @@
         <w:rPr>
           <w:lang w:val="en-US"/>
         </w:rPr>
-        <w:t xml:space="preserve">In addition to desk research, students are encouraged to analyze the target city online, for example menus and prices of premium cafés, shelf prices in supermarkets and online shops, online reviews, competitors’ social media presence, and which coffee brands hotels offer. This provides a concrete picture of the market and can be carried out entirely from Vienna.</w:t>
+        <w:t>In addition to desk research, students are encouraged to scan the market online, for example menus and prices of premium cafés, shelf prices in supermarkets and online shops, online reviews and which coffee brands hotels offer. This gives evidence for the industry structure and can be carried out entirely from Vienna.</w:t>
       </w:r>
     </w:p>
     <w:p>
@@ -1966,7 +1924,7 @@
                 <w:szCs w:val="22"/>
                 <w:lang w:val="en-US"/>
               </w:rPr>
-              <w:t xml:space="preserve">Country Comparison, Selection Model</w:t>
+              <w:t>Collect Data, PESTEL Indicator Search</w:t>
             </w:r>
           </w:p>
         </w:tc>
@@ -2016,7 +1974,7 @@
                 <w:szCs w:val="22"/>
                 <w:lang w:val="en-US"/>
               </w:rPr>
-              <w:t>Coaching Session, Progress Report</w:t>
+              <w:t>Coaching Session (Zoom, 20 min per group)</w:t>
             </w:r>
           </w:p>
         </w:tc>
@@ -2038,7 +1996,7 @@
                 <w:szCs w:val="22"/>
                 <w:lang w:val="en-US"/>
               </w:rPr>
-              <w:t>Refinement and Revision</w:t>
+              <w:t>Normalisation, First Results</w:t>
             </w:r>
           </w:p>
         </w:tc>
@@ -2088,7 +2046,7 @@
                 <w:szCs w:val="22"/>
                 <w:lang w:val="en-US"/>
               </w:rPr>
-              <w:t>Coaching Session, Progress Report</w:t>
+              <w:t>Coaching Session (Zoom, 20 min per group)</w:t>
             </w:r>
           </w:p>
         </w:tc>
@@ -2160,7 +2118,7 @@
                 <w:szCs w:val="22"/>
                 <w:lang w:val="en-US"/>
               </w:rPr>
-              <w:t>Mid-Term Presentation</w:t>
+              <w:t>Mid-Term Presentation (Mon 16 Nov 2026, 08:00-11:00, TC.5.04)</w:t>
             </w:r>
           </w:p>
         </w:tc>
@@ -2182,7 +2140,7 @@
                 <w:szCs w:val="22"/>
                 <w:lang w:val="en-US"/>
               </w:rPr>
-              <w:t xml:space="preserve">Assigned Market, Marketing Plan</w:t>
+              <w:t>Marketing Plan for the Assigned Country</w:t>
             </w:r>
           </w:p>
         </w:tc>
@@ -2543,35 +2501,7 @@
         <w:rPr>
           <w:lang w:val="en-US"/>
         </w:rPr>
-        <w:t xml:space="preserve">For the midterm presentation, each group is required to submit </w:t>
-      </w:r>
-      <w:r>
-        <w:rPr>
-          <w:b/>
-          <w:bCs/>
-          <w:lang w:val="en-US"/>
-        </w:rPr>
-        <w:t xml:space="preserve">one Excel file</w:t>
-      </w:r>
-      <w:r>
-        <w:rPr>
-          <w:lang w:val="en-US"/>
-        </w:rPr>
-        <w:t xml:space="preserve"> and </w:t>
-      </w:r>
-      <w:r>
-        <w:rPr>
-          <w:b/>
-          <w:bCs/>
-          <w:lang w:val="en-US"/>
-        </w:rPr>
-        <w:t xml:space="preserve">one presentation file</w:t>
-      </w:r>
-      <w:r>
-        <w:rPr>
-          <w:lang w:val="en-US"/>
-        </w:rPr>
-        <w:t xml:space="preserve">. The Excel file should contain your country comparison data and all your updated sources including links. Make sure that you select AND apply the appropriate market selection method. The presentation covers both the market selection across the six countries and the market and competitor analysis of your assigned country, and should end with a clear, justified recommendation. The presentation should not exceed 20 minutes. </w:t>
+        <w:t>For the midterm presentation, each group is required to submit one Excel file and one presentation file. The Excel file should contain your country's data with all sources including links, your industry analysis and a list of the AI tools you used. The data of your country are also entered in the shared Google Sheet. The presentation covers the scoring of your allocated country on the common criteria and the industry analysis of that country, and should end with a clear, justified recommendation. The presentation should not exceed 20 minutes, followed by 10 minutes of discussion. Both files are due on Canvas on Monday 16 November 2026 at 8:00.</w:t>
       </w:r>
     </w:p>
     <w:p>

--- a/WT26-27/Syllabus Business Projects WT26-27.docx
+++ b/WT26-27/Syllabus Business Projects WT26-27.docx
@@ -1341,7 +1341,7 @@
         <w:rPr>
           <w:lang w:val="en-US"/>
         </w:rPr>
-        <w:t>Each group conducts a focused analysis of the coffee industry in its allocated country and assesses how attractive it is for a premium newcomer from Vienna, including a five forces assessment. Students should analyze:</w:t>
+        <w:t>Each group conducts a focused analysis of the coffee industry in its allocated country and assesses how attractive it is for a premium newcomer from Vienna. Students should analyze:</w:t>
       </w:r>
     </w:p>
     <w:p>
@@ -2501,7 +2501,7 @@
         <w:rPr>
           <w:lang w:val="en-US"/>
         </w:rPr>
-        <w:t>For the midterm presentation, each group is required to submit one Excel file and one presentation file. The Excel file should contain your country's data with all sources including links, your industry analysis and a list of the AI tools you used. The data of your country are also entered in the shared Google Sheet. The presentation covers the scoring of your allocated country on the common criteria and the industry analysis of that country, and should end with a clear, justified recommendation. The presentation should not exceed 20 minutes, followed by 10 minutes of discussion. Both files are due on Canvas on Monday 16 November 2026 at 8:00.</w:t>
+        <w:t>For the midterm presentation, each group is required to submit one Excel file and one presentation file. The Excel file should contain your country's data with all sources including links, your industry analysis and a list of the AI tools you used. The data of your country are also entered in the shared Google Sheet. The presentation covers the scoring of your allocated country on the common criteria and the industry analysis of that country, and should end with a clear, justified recommendation. The presentation should not exceed 20 minutes (20 slides plus appendix), followed by 10 minutes of discussion. Both files are due on Canvas on Monday 16 November 2026 at 8:00.</w:t>
       </w:r>
     </w:p>
     <w:p>

--- a/WT26-27/Syllabus Business Projects WT26-27.docx
+++ b/WT26-27/Syllabus Business Projects WT26-27.docx
@@ -1325,7 +1325,7 @@
         <w:rPr>
           <w:u w:val="single"/>
         </w:rPr>
-        <w:t>Part B: Industry analysis</w:t>
+        <w:t>Part B: Industry analysis (statistics)</w:t>
       </w:r>
     </w:p>
     <w:p>
@@ -1341,7 +1341,7 @@
         <w:rPr>
           <w:lang w:val="en-US"/>
         </w:rPr>
-        <w:t>Each group conducts a focused analysis of the coffee industry in its allocated country and assesses how attractive it is for a premium newcomer from Vienna. Students should analyze:</w:t>
+        <w:t>Each group searches for information and statistics on the coffee industry in its allocated country and presents them. Students should report the key figures for:</w:t>
       </w:r>
     </w:p>
     <w:p>
@@ -1360,7 +1360,7 @@
         <w:rPr>
           <w:lang w:val="en-US"/>
         </w:rPr>
-        <w:t>Size, growth and demand drivers of the coffee industry, out of home and at home</w:t>
+        <w:t>Hotels: number and category, international chains, guests, food and beverage spending</w:t>
       </w:r>
     </w:p>
     <w:p>
@@ -1379,7 +1379,7 @@
         <w:rPr>
           <w:lang w:val="en-US"/>
         </w:rPr>
-        <w:t>The value chain from green coffee to the consumer, and where Julius Meinl would enter</w:t>
+        <w:t>Restaurants and cafes: number, chains versus independents, sales, growth, prices</w:t>
       </w:r>
     </w:p>
     <w:p>
@@ -1398,7 +1398,7 @@
         <w:rPr>
           <w:lang w:val="en-US"/>
         </w:rPr>
-        <w:t>The industry structure: types of players, concentration and price positioning</w:t>
+        <w:t>Coffee stores and retail: sales by value and volume, channels, leading brands, shelf prices</w:t>
       </w:r>
     </w:p>
     <w:p>
@@ -1417,7 +1417,7 @@
         <w:rPr>
           <w:lang w:val="en-US"/>
         </w:rPr>
-        <w:t>The rules of the game: import conditions and regulations that apply</w:t>
+        <w:t>Private end customers: consumption per capita, spending, who buys premium coffee, buying habits</w:t>
       </w:r>
     </w:p>
     <w:p>
@@ -1436,7 +1436,7 @@
         <w:rPr>
           <w:lang w:val="en-US"/>
         </w:rPr>
-        <w:t>Trends and outlook for premium coffee</w:t>
+        <w:t>Value chain, import conditions and regulation, trends and outlook</w:t>
       </w:r>
     </w:p>
     <w:p>

--- a/WT26-27/Syllabus Business Projects WT26-27.docx
+++ b/WT26-27/Syllabus Business Projects WT26-27.docx
@@ -1379,7 +1379,7 @@
         <w:rPr>
           <w:lang w:val="en-US"/>
         </w:rPr>
-        <w:t>Restaurants and cafes: number, chains versus independents, sales, growth, prices</w:t>
+        <w:t>Restaurants: number, chains versus independents, sales, growth, coffee prices</w:t>
       </w:r>
     </w:p>
     <w:p>
@@ -1398,7 +1398,7 @@
         <w:rPr>
           <w:lang w:val="en-US"/>
         </w:rPr>
-        <w:t>Coffee stores and retail: sales by value and volume, channels, leading brands, shelf prices</w:t>
+        <w:t>Cafes: number and specialty cafes, chains versus independents, sales, growth, prices of espresso and cappuccino</w:t>
       </w:r>
     </w:p>
     <w:p>

--- a/WT26-27/Syllabus Business Projects WT26-27.docx
+++ b/WT26-27/Syllabus Business Projects WT26-27.docx
@@ -1460,7 +1460,7 @@
         <w:rPr>
           <w:lang w:val="en-US"/>
         </w:rPr>
-        <w:t>In addition to desk research, students are encouraged to scan the market online, for example menus and prices of premium cafés, shelf prices in supermarkets and online shops, online reviews and which coffee brands hotels offer. This gives evidence for the industry structure and can be carried out entirely from Vienna.</w:t>
+        <w:t>In addition to desk research, students are encouraged to scan the market online, for example menus and prices of premium cafés and restaurants, online reviews and which coffee brands hotels offer. This gives evidence for the industry structure and can be carried out entirely from Vienna.</w:t>
       </w:r>
     </w:p>
     <w:p>
@@ -1808,7 +1808,7 @@
                 <w:szCs w:val="22"/>
                 <w:lang w:val="en-US"/>
               </w:rPr>
-              <w:t>1</w:t>
+              <w:t>1, 5 Oct</w:t>
             </w:r>
           </w:p>
         </w:tc>
@@ -1880,7 +1880,7 @@
                 <w:szCs w:val="22"/>
                 <w:lang w:val="en-US"/>
               </w:rPr>
-              <w:t>2</w:t>
+              <w:t>2, 12 Oct</w:t>
             </w:r>
           </w:p>
         </w:tc>
@@ -1924,7 +1924,7 @@
                 <w:szCs w:val="22"/>
                 <w:lang w:val="en-US"/>
               </w:rPr>
-              <w:t>Collect Data, PESTEL Indicator Search</w:t>
+              <w:t>PESTEL Criteria Search</w:t>
             </w:r>
           </w:p>
         </w:tc>
@@ -1952,7 +1952,7 @@
                 <w:szCs w:val="22"/>
                 <w:lang w:val="en-US"/>
               </w:rPr>
-              <w:t>3</w:t>
+              <w:t>3, 19 Oct</w:t>
             </w:r>
           </w:p>
         </w:tc>
@@ -1996,7 +1996,7 @@
                 <w:szCs w:val="22"/>
                 <w:lang w:val="en-US"/>
               </w:rPr>
-              <w:t>Normalisation, First Results</w:t>
+              <w:t>Collect Data (Country Scoring Model)</w:t>
             </w:r>
           </w:p>
         </w:tc>
@@ -2024,7 +2024,7 @@
                 <w:szCs w:val="22"/>
                 <w:lang w:val="en-US"/>
               </w:rPr>
-              <w:t>4</w:t>
+              <w:t>4, 9 Nov</w:t>
             </w:r>
           </w:p>
         </w:tc>
@@ -2096,7 +2096,7 @@
                 <w:szCs w:val="22"/>
                 <w:lang w:val="en-US"/>
               </w:rPr>
-              <w:t>5</w:t>
+              <w:t>5, 16 Nov</w:t>
             </w:r>
           </w:p>
         </w:tc>
@@ -2118,7 +2118,7 @@
                 <w:szCs w:val="22"/>
                 <w:lang w:val="en-US"/>
               </w:rPr>
-              <w:t>Mid-Term Presentation (Mon 16 Nov 2026, 08:00-11:00, TC.5.04)</w:t>
+              <w:t>Mid-Term Presentation (08:00-11:00, TC.5.04)</w:t>
             </w:r>
           </w:p>
         </w:tc>
@@ -2168,7 +2168,7 @@
                 <w:szCs w:val="22"/>
                 <w:lang w:val="en-US"/>
               </w:rPr>
-              <w:t>6</w:t>
+              <w:t>6, 23 Nov</w:t>
             </w:r>
           </w:p>
         </w:tc>
@@ -2240,7 +2240,7 @@
                 <w:szCs w:val="22"/>
                 <w:lang w:val="en-US"/>
               </w:rPr>
-              <w:t>7</w:t>
+              <w:t>7, 30 Nov</w:t>
             </w:r>
           </w:p>
         </w:tc>
@@ -2312,7 +2312,7 @@
                 <w:szCs w:val="22"/>
                 <w:lang w:val="en-US"/>
               </w:rPr>
-              <w:t>8</w:t>
+              <w:t>8, 7 Dec</w:t>
             </w:r>
           </w:p>
         </w:tc>

--- a/WT26-27/Syllabus Business Projects WT26-27.docx
+++ b/WT26-27/Syllabus Business Projects WT26-27.docx
@@ -1924,7 +1924,7 @@
                 <w:szCs w:val="22"/>
                 <w:lang w:val="en-US"/>
               </w:rPr>
-              <w:t>PESTEL Criteria Search</w:t>
+              <w:t>Find 45 PESTEL Criteria (due session 3)</w:t>
             </w:r>
           </w:p>
         </w:tc>

--- a/WT26-27/Syllabus Business Projects WT26-27.docx
+++ b/WT26-27/Syllabus Business Projects WT26-27.docx
@@ -2401,70 +2401,98 @@
         <w:rPr>
           <w:lang w:val="en-US"/>
         </w:rPr>
-        <w:t xml:space="preserve">Your first presentation focuses on market selection tools. Working in teams, you will research and summarize the most relevant approaches used to screen, compare and select international markets (e.g., scoring and weighting models, market attractiveness–competitive strength portfolios, clustering, or distance frameworks). Your task is to cover three aspects: (1) the theory behind the tools, (2) real-world applications showing how companies actually use them, and (3) typical pitfalls such as data availability, subjective weighting, or outdated indicators. Highlight advantages and </w:t>
-        <w:lastRenderedPageBreak/>
-        <w:t xml:space="preserve">limitations, and decide which tool you consider most suitable for comparing Latin American markets for Julius Meinl. Be sure to explain and justify your choice clearly. The presentation should not exceed </w:t>
-      </w:r>
-      <w:r>
+        <w:t>Your first presentation (Monday 12 October 2026) focuses on market selection tools. Working in teams, you will research and summarize the most relevant approaches used to screen, compare and select international markets (e.g., scoring and weighting models, market attractiveness–competitive strength portfolios, clustering, or distance frameworks). Your task is to cover three aspects: (1) the theory behind the tools, (2) real-world applications showing how companies actually use them, and (3) typical pitfalls such as data availability, subjective weighting, or outdated indicators. Highlight advantages and limitations, and decide which tool you consider most suitable for comparing Latin American markets for Julius Meinl. Be sure to explain and justify your choice clearly. The presentation should not exceed 15 minutes and must be limited to 15 slides. Slides should be information-rich and include clear visualizations, charts, or tables wherever possible to support your arguments. All sources used must be documented in detail in a separate Excel sheet, which will be submitted alongside your presentation. Your goal is not only to demonstrate knowledge of existing models but also to critically evaluate them and communicate your reasoning in a structured way.</w:t>
+      </w:r>
+    </w:p>
+    <w:p>
+      <w:pPr>
+        <w:spacing w:after="0" w:line="240" w:lineRule="auto"/>
+        <w:rPr>
+          <w:lang w:val="en-US"/>
+        </w:rPr>
+      </w:pPr>
+    </w:p>
+    <w:p>
+      <w:pPr>
+        <w:keepNext/>
+        <w:spacing w:after="0" w:line="240" w:lineRule="auto"/>
         <w:rPr>
           <w:b/>
           <w:bCs/>
           <w:lang w:val="en-US"/>
         </w:rPr>
-        <w:t xml:space="preserve">15 minutes</w:t>
-      </w:r>
-      <w:r>
-        <w:rPr>
-          <w:lang w:val="en-US"/>
-        </w:rPr>
-        <w:t xml:space="preserve"> and must be limited to </w:t>
-      </w:r>
+      </w:pPr>
       <w:r>
         <w:rPr>
           <w:b/>
           <w:bCs/>
           <w:lang w:val="en-US"/>
         </w:rPr>
-        <w:t xml:space="preserve">15 slides</w:t>
-      </w:r>
-      <w:r>
-        <w:rPr>
-          <w:lang w:val="en-US"/>
-        </w:rPr>
-        <w:t xml:space="preserve">. Slides should be </w:t>
-      </w:r>
-      <w:r>
+        <w:t>Additional Information for Midterm Presentation</w:t>
+      </w:r>
+    </w:p>
+    <w:p>
+      <w:pPr>
+        <w:spacing w:after="0" w:line="240" w:lineRule="auto"/>
+        <w:jc w:val="both"/>
+        <w:rPr>
+          <w:lang w:val="en-US"/>
+        </w:rPr>
+      </w:pPr>
+      <w:r>
+        <w:rPr>
+          <w:lang w:val="en-US"/>
+        </w:rPr>
+        <w:t>For the midterm presentation on Monday 16 November 2026, each group is required to submit one Excel file and one presentation file. The Excel file should contain your country's data with all sources including links, your industry analysis and a list of the AI tools you used. The data of your country are also entered in the shared Google Sheet. The presentation covers the scoring of your allocated country on the common criteria and the industry analysis of that country, and should end with a clear, justified recommendation. The presentation should not exceed 20 minutes (20 slides plus appendix), followed by 10 minutes of discussion. Both files are due on Canvas on Monday 16 November 2026 at 8:00.</w:t>
+      </w:r>
+    </w:p>
+    <w:p>
+      <w:pPr>
+        <w:spacing w:after="0" w:line="240" w:lineRule="auto"/>
+        <w:jc w:val="both"/>
+        <w:rPr>
+          <w:lang w:val="en-US"/>
+        </w:rPr>
+      </w:pPr>
+    </w:p>
+    <w:p>
+      <w:pPr>
+        <w:keepNext/>
+        <w:spacing w:after="0" w:line="240" w:lineRule="auto"/>
         <w:rPr>
           <w:b/>
           <w:bCs/>
           <w:lang w:val="en-US"/>
         </w:rPr>
-        <w:t xml:space="preserve">information-rich</w:t>
-      </w:r>
-      <w:r>
-        <w:rPr>
-          <w:lang w:val="en-US"/>
-        </w:rPr>
-        <w:t xml:space="preserve"> and include clear visualizations, charts, or tables wherever possible to support your arguments. All sources used must be documented in detail in a </w:t>
-      </w:r>
+      </w:pPr>
       <w:r>
         <w:rPr>
           <w:b/>
           <w:bCs/>
           <w:lang w:val="en-US"/>
         </w:rPr>
-        <w:t xml:space="preserve">separate Excel sheet</w:t>
-      </w:r>
-      <w:r>
-        <w:rPr>
-          <w:lang w:val="en-US"/>
-        </w:rPr>
-        <w:t xml:space="preserve">, which will be submitted alongside your presentation. Your goal is not only to demonstrate knowledge of existing models but also to critically evaluate them and communicate your reasoning in a structured way.</w:t>
-      </w:r>
-    </w:p>
-    <w:p>
-      <w:pPr>
-        <w:spacing w:after="0" w:line="240" w:lineRule="auto"/>
+        <w:t>Final Presentation</w:t>
+      </w:r>
+    </w:p>
+    <w:p>
+      <w:pPr>
+        <w:spacing w:after="0" w:line="240" w:lineRule="auto"/>
+        <w:jc w:val="both"/>
+        <w:rPr>
+          <w:lang w:val="en-US"/>
+        </w:rPr>
+      </w:pPr>
+      <w:r>
+        <w:rPr>
+          <w:lang w:val="en-US"/>
+        </w:rPr>
+        <w:t>The final presentation takes place on Monday 7 December 2026 (08:00-11:00, TC.5.04) and should last no longer than 25 minutes and provide a clear summary of both the process and the outcomes of your project. Focus on presenting your marketing implementation plan for Julius Meinl, including a concrete set of communication measures (Do not forget the creative implementation).</w:t>
+      </w:r>
+    </w:p>
+    <w:p>
+      <w:pPr>
+        <w:spacing w:after="0" w:line="240" w:lineRule="auto"/>
+        <w:jc w:val="both"/>
         <w:rPr>
           <w:lang w:val="en-US"/>
         </w:rPr>
@@ -2474,6 +2502,7 @@
       <w:pPr>
         <w:keepNext/>
         <w:spacing w:after="0" w:line="240" w:lineRule="auto"/>
+        <w:jc w:val="both"/>
         <w:rPr>
           <w:b/>
           <w:bCs/>
@@ -2486,28 +2515,27 @@
           <w:bCs/>
           <w:lang w:val="en-US"/>
         </w:rPr>
-        <w:t>Additional Information for Midterm Presentation</w:t>
-      </w:r>
-    </w:p>
-    <w:p>
-      <w:pPr>
-        <w:spacing w:after="0" w:line="240" w:lineRule="auto"/>
-        <w:jc w:val="both"/>
-        <w:rPr>
-          <w:lang w:val="en-US"/>
-        </w:rPr>
-      </w:pPr>
-      <w:r>
-        <w:rPr>
-          <w:lang w:val="en-US"/>
-        </w:rPr>
-        <w:t>For the midterm presentation, each group is required to submit one Excel file and one presentation file. The Excel file should contain your country's data with all sources including links, your industry analysis and a list of the AI tools you used. The data of your country are also entered in the shared Google Sheet. The presentation covers the scoring of your allocated country on the common criteria and the industry analysis of that country, and should end with a clear, justified recommendation. The presentation should not exceed 20 minutes (20 slides plus appendix), followed by 10 minutes of discussion. Both files are due on Canvas on Monday 16 November 2026 at 8:00.</w:t>
-      </w:r>
-    </w:p>
-    <w:p>
-      <w:pPr>
-        <w:spacing w:after="0" w:line="240" w:lineRule="auto"/>
-        <w:jc w:val="both"/>
+        <w:t>The Use of AI</w:t>
+      </w:r>
+    </w:p>
+    <w:p>
+      <w:pPr>
+        <w:spacing w:after="0" w:line="240" w:lineRule="auto"/>
+        <w:jc w:val="both"/>
+        <w:rPr>
+          <w:lang w:val="en-US"/>
+        </w:rPr>
+      </w:pPr>
+      <w:r>
+        <w:rPr>
+          <w:lang w:val="en-US"/>
+        </w:rPr>
+        <w:t xml:space="preserve">You are explicitly encouraged to use (Generative) AI tools. Please make sure that you tell a rich story when you do your presentations. Be honest and list all tools which you have used. You will be graded on the quality, innovativeness and variety of your sources.</w:t>
+      </w:r>
+    </w:p>
+    <w:p>
+      <w:pPr>
+        <w:spacing w:after="0" w:line="240" w:lineRule="auto"/>
         <w:rPr>
           <w:lang w:val="en-US"/>
         </w:rPr>
@@ -2529,150 +2557,50 @@
           <w:bCs/>
           <w:lang w:val="en-US"/>
         </w:rPr>
-        <w:t>Final Presentation</w:t>
-      </w:r>
-    </w:p>
-    <w:p>
-      <w:pPr>
-        <w:spacing w:after="0" w:line="240" w:lineRule="auto"/>
-        <w:jc w:val="both"/>
-        <w:rPr>
-          <w:lang w:val="en-US"/>
-        </w:rPr>
-      </w:pPr>
-      <w:r>
-        <w:rPr>
-          <w:lang w:val="en-US"/>
-        </w:rPr>
-        <w:t xml:space="preserve">The final presentation should last no longer than </w:t>
-      </w:r>
-      <w:r>
+        <w:t>Self-reflection</w:t>
+      </w:r>
+    </w:p>
+    <w:p>
+      <w:pPr>
+        <w:spacing w:after="0" w:line="240" w:lineRule="auto"/>
+        <w:jc w:val="both"/>
+        <w:rPr>
+          <w:lang w:val="en-US"/>
+        </w:rPr>
+      </w:pPr>
+      <w:r>
+        <w:rPr>
+          <w:lang w:val="en-US"/>
+        </w:rPr>
+        <w:t>Students need to write one page answering the following questions: 1) What have you learned? 2) What did you like? And 3) What can be improved? Submissions are made via Canvas until one week after the last session (Monday 14 December 2026).</w:t>
+      </w:r>
+    </w:p>
+    <w:p>
+      <w:pPr>
+        <w:spacing w:after="0" w:line="240" w:lineRule="auto"/>
+        <w:jc w:val="both"/>
+        <w:rPr>
+          <w:lang w:val="en-US"/>
+        </w:rPr>
+      </w:pPr>
+    </w:p>
+    <w:p>
+      <w:pPr>
+        <w:keepNext/>
+        <w:spacing w:after="0" w:line="240" w:lineRule="auto"/>
+        <w:jc w:val="both"/>
         <w:rPr>
           <w:b/>
           <w:bCs/>
           <w:lang w:val="en-US"/>
         </w:rPr>
-        <w:t xml:space="preserve">25 minutes</w:t>
-      </w:r>
-      <w:r>
-        <w:rPr>
-          <w:lang w:val="en-US"/>
-        </w:rPr>
-        <w:t xml:space="preserve"> and provide a clear summary of both the process and the outcomes of your project. Focus on presenting your marketing implementation plan for Julius Meinl, including a concrete set of communication measures (Do not forget the creative implementation).</w:t>
-      </w:r>
-    </w:p>
-    <w:p>
-      <w:pPr>
-        <w:spacing w:after="0" w:line="240" w:lineRule="auto"/>
-        <w:jc w:val="both"/>
-        <w:rPr>
-          <w:lang w:val="en-US"/>
-        </w:rPr>
-      </w:pPr>
-    </w:p>
-    <w:p>
-      <w:pPr>
-        <w:keepNext/>
-        <w:spacing w:after="0" w:line="240" w:lineRule="auto"/>
-        <w:jc w:val="both"/>
+      </w:pPr>
+      <w:r>
         <w:rPr>
           <w:b/>
           <w:bCs/>
           <w:lang w:val="en-US"/>
         </w:rPr>
-      </w:pPr>
-      <w:r>
-        <w:rPr>
-          <w:b/>
-          <w:bCs/>
-          <w:lang w:val="en-US"/>
-        </w:rPr>
-        <w:t>The Use of AI</w:t>
-      </w:r>
-    </w:p>
-    <w:p>
-      <w:pPr>
-        <w:spacing w:after="0" w:line="240" w:lineRule="auto"/>
-        <w:jc w:val="both"/>
-        <w:rPr>
-          <w:lang w:val="en-US"/>
-        </w:rPr>
-      </w:pPr>
-      <w:r>
-        <w:rPr>
-          <w:lang w:val="en-US"/>
-        </w:rPr>
-        <w:t xml:space="preserve">You are explicitly encouraged to use (Generative) AI tools. Please make sure that you tell a rich story when you do your presentations. Be honest and list all tools which you have used. You will be graded on the quality, innovativeness and variety of your sources.</w:t>
-      </w:r>
-    </w:p>
-    <w:p>
-      <w:pPr>
-        <w:spacing w:after="0" w:line="240" w:lineRule="auto"/>
-        <w:rPr>
-          <w:lang w:val="en-US"/>
-        </w:rPr>
-      </w:pPr>
-    </w:p>
-    <w:p>
-      <w:pPr>
-        <w:keepNext/>
-        <w:spacing w:after="0" w:line="240" w:lineRule="auto"/>
-        <w:rPr>
-          <w:b/>
-          <w:bCs/>
-          <w:lang w:val="en-US"/>
-        </w:rPr>
-      </w:pPr>
-      <w:r>
-        <w:rPr>
-          <w:b/>
-          <w:bCs/>
-          <w:lang w:val="en-US"/>
-        </w:rPr>
-        <w:t>Self-reflection</w:t>
-      </w:r>
-    </w:p>
-    <w:p>
-      <w:pPr>
-        <w:spacing w:after="0" w:line="240" w:lineRule="auto"/>
-        <w:jc w:val="both"/>
-        <w:rPr>
-          <w:lang w:val="en-US"/>
-        </w:rPr>
-      </w:pPr>
-      <w:r>
-        <w:rPr>
-          <w:lang w:val="en-US"/>
-        </w:rPr>
-        <w:t>Students need to write one page answering the following questions: 1) What have you learned? 2) What did you like? And 3) What can be improved? Submissions are made via Canvas until one week after the last session.</w:t>
-      </w:r>
-    </w:p>
-    <w:p>
-      <w:pPr>
-        <w:spacing w:after="0" w:line="240" w:lineRule="auto"/>
-        <w:jc w:val="both"/>
-        <w:rPr>
-          <w:lang w:val="en-US"/>
-        </w:rPr>
-      </w:pPr>
-    </w:p>
-    <w:p>
-      <w:pPr>
-        <w:keepNext/>
-        <w:spacing w:after="0" w:line="240" w:lineRule="auto"/>
-        <w:jc w:val="both"/>
-        <w:rPr>
-          <w:b/>
-          <w:bCs/>
-          <w:lang w:val="en-US"/>
-        </w:rPr>
-      </w:pPr>
-      <w:r>
-        <w:rPr>
-          <w:b/>
-          <w:bCs/>
-          <w:lang w:val="en-US"/>
-        </w:rPr>
         <w:t>Peer Review</w:t>
       </w:r>
     </w:p>
@@ -2688,8 +2616,7 @@
         <w:rPr>
           <w:lang w:val="en-US"/>
         </w:rPr>
-        <w:t>Students need to review the engagement and performance of their group mates based on the following form. Submissions are made via Canvas until one week after the last session.</w:t>
-        <w:br w:type="page"/>
+        <w:t>Students need to review the engagement and performance of their group mates based on the following form. Submissions are made via Canvas until one week after the last session (Monday 14 December 2026).</w:t>
       </w:r>
     </w:p>
     <w:p>

--- a/WT26-27/Syllabus Business Projects WT26-27.docx
+++ b/WT26-27/Syllabus Business Projects WT26-27.docx
@@ -1134,7 +1134,7 @@
         <w:rPr>
           <w:lang w:val="en-US"/>
         </w:rPr>
-        <w:t>All groups score the same six countries, selected together with Julius Meinl: Argentina, Brazil, Chile, Colombia, Mexico and Uruguay. Each group is allocated one country (Group 1: Argentina, Group 2: Chile, Group 3: Mexico, Group 4: Colombia, Group 5: Uruguay, Group 6: Brazil) and collects its data. The scoring uses one set of criteria and one set of weights for all groups. The criteria are grouped by the six PESTEL dimensions, and the weights are fixed upfront by the instructor. All groups enter their data in a shared Google Sheet. The dimensions are:</w:t>
+        <w:t>All groups score the same six countries, selected together with Julius Meinl: Argentina, Brazil, Chile, Colombia, Mexico and Uruguay. Each group is allocated one country (Group 1: Argentina, Group 2: Chile, Group 3: Mexico, Group 4: Colombia, Group 5: Uruguay, Group 6: Brazil). The scoring is organised along the six PESTEL dimensions. First, each group searches for 45 criteria (5 political, 10 economic, 10 social, 10 technological, 5 environmental, 5 legal) with a source for each, by session 3 on Monday 19 October 2026. The instructor merges the proposals of all groups and selects the common criteria. The weights of the dimensions are fixed upfront by the instructor. Each group then enters only the numbers of its own country in a shared Google Sheet, which normalises the data and calculates scores and ranks automatically. The dimensions are:</w:t>
       </w:r>
     </w:p>
     <w:p>
@@ -1148,7 +1148,7 @@
         <w:ind w:left="1434" w:hanging="357"/>
       </w:pPr>
       <w:r>
-        <w:t>Political: political stability, trade agreement with the EU</w:t>
+        <w:t>Political: stability, governance and trade policy</w:t>
       </w:r>
     </w:p>
     <w:p>
@@ -1162,7 +1162,7 @@
         <w:ind w:left="1434" w:hanging="357"/>
       </w:pPr>
       <w:r>
-        <w:t>Economic: purchasing power, household consumption, inflation, import tariff</w:t>
+        <w:t>Economic: size, growth, purchasing power and trade conditions</w:t>
       </w:r>
     </w:p>
     <w:p>
@@ -1176,7 +1176,7 @@
         <w:ind w:left="1434" w:hanging="357"/>
       </w:pPr>
       <w:r>
-        <w:t>Social: coffee consumption and cafe culture, tourism</w:t>
+        <w:t>Social: demographics, consumption habits, coffee culture and tourism</w:t>
       </w:r>
     </w:p>
     <w:p>
@@ -1190,7 +1190,7 @@
         <w:ind w:left="1434" w:hanging="357"/>
       </w:pPr>
       <w:r>
-        <w:t>Technological: digital reach and logistics performance</w:t>
+        <w:t>Technological: digital and logistics infrastructure, how people shop and pay</w:t>
       </w:r>
     </w:p>
     <w:p>
@@ -1204,7 +1204,7 @@
         <w:ind w:left="1434" w:hanging="357"/>
       </w:pPr>
       <w:r>
-        <w:t>Environmental: demand for certified and sustainable coffee</w:t>
+        <w:t>Environmental: climate, sustainability expectations and supply risks</w:t>
       </w:r>
     </w:p>
     <w:p>
@@ -1218,7 +1218,7 @@
         <w:ind w:left="1434" w:hanging="357"/>
       </w:pPr>
       <w:r>
-        <w:t>Legal: regulatory quality, product and labelling requirements</w:t>
+        <w:t>Legal: rules for importing and selling, regulation and its enforcement</w:t>
       </w:r>
     </w:p>
     <w:p>
@@ -1262,7 +1262,7 @@
         <w:rPr>
           <w:lang w:val="en-US"/>
         </w:rPr>
-        <w:t>Collect and document the data of the allocated country, including year and source link for every value</w:t>
+        <w:t>Enter the numbers of the allocated country in the shared Google Sheet, with the year and a source link for every value</w:t>
       </w:r>
     </w:p>
     <w:p>
@@ -1341,7 +1341,7 @@
         <w:rPr>
           <w:lang w:val="en-US"/>
         </w:rPr>
-        <w:t>Each group searches for information and statistics on the coffee industry in its allocated country and presents them. Students should report the key figures for:</w:t>
+        <w:t>Each group searches for information and statistics on the coffee industry in its allocated country and presents them. All numbers are presented in the slides, and a source list documents every source. Students should report the key figures for:</w:t>
       </w:r>
     </w:p>
     <w:p>
@@ -2443,7 +2443,7 @@
         <w:rPr>
           <w:lang w:val="en-US"/>
         </w:rPr>
-        <w:t>For the midterm presentation on Monday 16 November 2026, each group is required to submit one Excel file and one presentation file. The Excel file should contain your country's data with all sources including links, your industry analysis and a list of the AI tools you used. The data of your country are also entered in the shared Google Sheet. The presentation covers the scoring of your allocated country on the common criteria and the industry analysis of that country, and should end with a clear, justified recommendation. The presentation should not exceed 20 minutes (20 slides plus appendix), followed by 10 minutes of discussion. Both files are due on Canvas on Monday 16 November 2026 at 8:00.</w:t>
+        <w:t>For the midterm presentation on Monday 16 November 2026, each group is required to submit one Excel file and one presentation file. The Excel file should contain your country's data with all sources including links, the source list of your industry analysis (every number on your industry slides) and a list of the AI tools you used. The presentation covers the scoring of your allocated country and the industry analysis of that country, and should end with a clear, justified recommendation. The presentation should not exceed 20 minutes (20 slides plus appendix), followed by 10 minutes of discussion. Both files are due on Canvas on Monday 16 November 2026 at 8:00. The midterm is assessed on fit to the case, Part A (scoring method), Part B (industry analysis), insights and recommendation, presentation, and the industry analysis sources.</w:t>
       </w:r>
     </w:p>
     <w:p>

--- a/WT26-27/Syllabus Business Projects WT26-27.docx
+++ b/WT26-27/Syllabus Business Projects WT26-27.docx
@@ -2443,7 +2443,7 @@
         <w:rPr>
           <w:lang w:val="en-US"/>
         </w:rPr>
-        <w:t>For the midterm presentation on Monday 16 November 2026, each group is required to submit one Excel file and one presentation file. The Excel file should contain your country's data with all sources including links, the source list of your industry analysis (every number on your industry slides) and a list of the AI tools you used. The presentation covers the scoring of your allocated country and the industry analysis of that country, and should end with a clear, justified recommendation. The presentation should not exceed 20 minutes (20 slides plus appendix), followed by 10 minutes of discussion. Both files are due on Canvas on Monday 16 November 2026 at 8:00. The midterm is assessed on fit to the case, Part A (scoring method), Part B (industry analysis), insights and recommendation, presentation, and the industry analysis sources.</w:t>
+        <w:t>For the midterm presentation on Monday 16 November 2026, each group is required to submit one Excel file and one presentation file. The Excel file should contain your country's data with all sources including links, the source list of your industry analysis (every number on your industry slides) and a list of the AI tools you used. The presentation covers the scoring of your allocated country and the industry analysis of that country, and should end with a clear, justified recommendation. The presentation should not exceed 20 minutes (20 slides plus appendix), followed by 10 minutes of discussion. Both files are due on Canvas on Monday 16 November 2026 at 8:00. The midterm is assessed on fit to the case (15 %), Part A, scoring method (20 %), Part B, industry analysis (20 %), insights and recommendation (15 %), presentation (15 %) and the industry analysis sources (15 %).</w:t>
       </w:r>
     </w:p>
     <w:p>
